--- a/manuscript/qang_criptografia.docx
+++ b/manuscript/qang_criptografia.docx
@@ -11262,34 +11262,6 @@
     </w:p>
     <w:bookmarkEnd w:id="40"/>
     <w:bookmarkStart w:id="55" w:name="acknowledgments-and-use-of-ai-tools"/>
-    <w:p>
-      <w:pPr>
-        <w:pStyle w:val="Heading1"/>
-      </w:pPr>
-      <w:r>
-        <w:t xml:space="preserve">Acknowledgments and use of AI tools</w:t>
-      </w:r>
-    </w:p>
-    <w:p>
-      <w:pPr>
-        <w:pStyle w:val="FirstParagraph"/>
-      </w:pPr>
-      <w:r>
-        <w:t xml:space="preserve">Generative AI tools (Anthropic Claude Opus 5.5) assisted with code, numerical experiments, tests and</w:t>
-      </w:r>
-      <w:r>
-        <w:t xml:space="preserve"> </w:t>
-      </w:r>
-      <w:r>
-        <w:t xml:space="preserve">drafting. The author framed the questions, made the design decisions, and reviewed and validated all</w:t>
-      </w:r>
-      <w:r>
-        <w:t xml:space="preserve"> </w:t>
-      </w:r>
-      <w:r>
-        <w:t xml:space="preserve">AI-assisted output, including every number reported here.</w:t>
-      </w:r>
-    </w:p>
     <w:bookmarkStart w:id="54" w:name="refs"/>
     <w:bookmarkStart w:id="42" w:name="ref-monteverde2026qang"/>
     <w:p>
